--- a/docs/a traduire/annexes/en/Annex_B_Working_Paper_CACI_EN.docx
+++ b/docs/a traduire/annexes/en/Annex_B_Working_Paper_CACI_EN.docx
@@ -100,7 +100,7 @@
                 <w:color w:val="1A2744"/>
                 <w:sz w:val="22"/>
               </w:rPr>
-              <w:t>76.9% of global operational AI compute = USA</w:t>
+              <w:t>78.9% of global operational AI compute = USA</w:t>
             </w:r>
           </w:p>
         </w:tc>
@@ -140,7 +140,7 @@
                 <w:color w:val="1A2744"/>
                 <w:sz w:val="22"/>
               </w:rPr>
-              <w:t>3.46:1 CACI US/EU ratio (Power Mode)</w:t>
+              <w:t>3.47:1 CACI US/EU ratio (Power Mode)</w:t>
             </w:r>
           </w:p>
         </w:tc>
@@ -545,7 +545,7 @@
           <w:color w:val="202020"/>
           <w:sz w:val="22"/>
         </w:rPr>
-        <w:t>The CACI framework allows for precise quantification of compute advantages between countries. On the April 2026 snapshot, the US/EU(13) raw operational installed compute ratio stands at 17.6:1, translated by the geometric Power Mode formula into a US/EU CACI ratio of 3.46:1.</w:t>
+        <w:t>The CACI framework allows for precise quantification of compute advantages between countries. On the April 2026 snapshot, the US/EU(13) raw operational installed compute ratio stands at 17.6:1, translated by the geometric Power Mode formula into a US/EU CACI ratio of 3.47:1.</w:t>
       </w:r>
     </w:p>
     <w:p>
@@ -590,7 +590,7 @@
           <w:color w:val="202020"/>
           <w:sz w:val="22"/>
         </w:rPr>
-        <w:t>This article introduced the CACI as the first quantitative framework for measuring AI competitiveness through compute infrastructure. Econometric validation (N=60, 2020-2024) demonstrates that CACI is a significant predictor of AI productivity (elasticity 0.251, p&lt;0.01). The structural gap of 3.46:1 cannot be closed by conventional industrial policy alone; it requires targeted strategic autonomy on energy, sovereign cloud, and strategic GPU reserves.</w:t>
+        <w:t>This article introduced the CACI as the first quantitative framework for measuring AI competitiveness through compute infrastructure. Econometric validation (N=60, 2020-2024) demonstrates that CACI is a significant predictor of AI productivity (elasticity 0.251, p&lt;0.01). The structural gap of 3.47:1 cannot be closed by conventional industrial policy alone; it requires targeted strategic autonomy on energy, sovereign cloud, and strategic GPU reserves.</w:t>
       </w:r>
     </w:p>
     <w:p>
